--- a/pyinstaller command ok.docx
+++ b/pyinstaller command ok.docx
@@ -44,32 +44,58 @@
       </w:r>
       <w:proofErr w:type="spellStart"/>
       <w:r>
-        <w:t>baza_date.db</w:t>
-      </w:r>
-      <w:proofErr w:type="spellEnd"/>
-      <w:r>
-        <w:t>;." `</w:t>
-      </w:r>
-    </w:p>
-    <w:p>
-      <w:r>
-        <w:t>--add-data "mapping_tehnician.xlsx;." `</w:t>
-      </w:r>
-    </w:p>
-    <w:p>
-      <w:r>
-        <w:t>--add-data "mapping_model_amef.xlsx;." `</w:t>
+        <w:t>baza_</w:t>
+      </w:r>
+      <w:proofErr w:type="gramStart"/>
+      <w:r>
+        <w:t>date.db</w:t>
+      </w:r>
+      <w:proofErr w:type="spellEnd"/>
+      <w:r>
+        <w:t>;.</w:t>
+      </w:r>
+      <w:proofErr w:type="gramEnd"/>
+      <w:r>
+        <w:t>" `</w:t>
       </w:r>
     </w:p>
     <w:p>
       <w:r>
         <w:t>--add-data "</w:t>
       </w:r>
-      <w:proofErr w:type="spellStart"/>
+      <w:proofErr w:type="gramStart"/>
+      <w:r>
+        <w:t>mapping_tehnician.xlsx;.</w:t>
+      </w:r>
+      <w:proofErr w:type="gramEnd"/>
+      <w:r>
+        <w:t>" `</w:t>
+      </w:r>
+    </w:p>
+    <w:p>
+      <w:r>
+        <w:t>--add-data "</w:t>
+      </w:r>
+      <w:proofErr w:type="gramStart"/>
+      <w:r>
+        <w:t>mapping_model_amef.xlsx;.</w:t>
+      </w:r>
+      <w:proofErr w:type="gramEnd"/>
+      <w:r>
+        <w:t>" `</w:t>
+      </w:r>
+    </w:p>
+    <w:p>
+      <w:r>
+        <w:t>--add-data "</w:t>
+      </w:r>
+      <w:proofErr w:type="spellStart"/>
+      <w:proofErr w:type="gramStart"/>
       <w:r>
         <w:t>template;template</w:t>
       </w:r>
       <w:proofErr w:type="spellEnd"/>
+      <w:proofErr w:type="gramEnd"/>
       <w:r>
         <w:t>" `</w:t>
       </w:r>
@@ -79,10 +105,33 @@
         <w:t>--add-data "</w:t>
       </w:r>
       <w:proofErr w:type="spellStart"/>
+      <w:proofErr w:type="gramStart"/>
+      <w:r>
+        <w:t>semnaturi</w:t>
+      </w:r>
+      <w:r>
+        <w:t>;</w:t>
+      </w:r>
+      <w:r>
+        <w:t>semnaturi</w:t>
+      </w:r>
+      <w:proofErr w:type="spellEnd"/>
+      <w:proofErr w:type="gramEnd"/>
+      <w:r>
+        <w:t>" `</w:t>
+      </w:r>
+    </w:p>
+    <w:p>
+      <w:r>
+        <w:t>--add-data "</w:t>
+      </w:r>
+      <w:proofErr w:type="spellStart"/>
+      <w:proofErr w:type="gramStart"/>
       <w:r>
         <w:t>icons;icons</w:t>
       </w:r>
       <w:proofErr w:type="spellEnd"/>
+      <w:proofErr w:type="gramEnd"/>
       <w:r>
         <w:t>" `</w:t>
       </w:r>
@@ -229,10 +278,12 @@
         <w:t>--hidden-import=</w:t>
       </w:r>
       <w:proofErr w:type="spellStart"/>
+      <w:proofErr w:type="gramStart"/>
       <w:r>
         <w:t>babel.numbers</w:t>
       </w:r>
       <w:proofErr w:type="spellEnd"/>
+      <w:proofErr w:type="gramEnd"/>
       <w:r>
         <w:t xml:space="preserve"> `</w:t>
       </w:r>
@@ -242,10 +293,12 @@
         <w:t>--hidden-import=</w:t>
       </w:r>
       <w:proofErr w:type="spellStart"/>
+      <w:proofErr w:type="gramStart"/>
       <w:r>
         <w:t>babel.localedata</w:t>
       </w:r>
       <w:proofErr w:type="spellEnd"/>
+      <w:proofErr w:type="gramEnd"/>
       <w:r>
         <w:t xml:space="preserve"> `</w:t>
       </w:r>
@@ -255,10 +308,12 @@
         <w:t>--hidden-import=</w:t>
       </w:r>
       <w:proofErr w:type="spellStart"/>
+      <w:proofErr w:type="gramStart"/>
       <w:r>
         <w:t>babel.dates</w:t>
       </w:r>
       <w:proofErr w:type="spellEnd"/>
+      <w:proofErr w:type="gramEnd"/>
       <w:r>
         <w:t xml:space="preserve"> `</w:t>
       </w:r>
@@ -285,12 +340,12 @@
     </w:p>
     <w:p>
       <w:r>
+        <w:lastRenderedPageBreak/>
         <w:t>--clean `</w:t>
       </w:r>
     </w:p>
     <w:p>
       <w:r>
-        <w:lastRenderedPageBreak/>
         <w:t>--name Gestiune_clienti_sqlite_portabil_v3 gestiune_clienti_sqlite.py</w:t>
       </w:r>
     </w:p>
@@ -908,6 +963,7 @@
   <w:style w:type="character" w:default="1" w:styleId="DefaultParagraphFont">
     <w:name w:val="Default Paragraph Font"/>
     <w:uiPriority w:val="1"/>
+    <w:semiHidden/>
     <w:unhideWhenUsed/>
   </w:style>
   <w:style w:type="table" w:default="1" w:styleId="TableNormal">
